--- a/docs/合同段落变更类型识别服务项目业务接口文档.docx
+++ b/docs/合同段落变更类型识别服务项目业务接口文档.docx
@@ -11561,7 +11561,7 @@
                 <w:color w:val="222222"/>
                 <w:sz w:val="18"/>
               </w:rPr>
-              <w:t>BLOB</w:t>
+              <w:t xml:space="preserve">CLOB</w:t>
             </w:r>
           </w:p>
         </w:tc>
@@ -11580,7 +11580,7 @@
                 <w:color w:val="222222"/>
                 <w:sz w:val="18"/>
               </w:rPr>
-              <w:t>L2归一化后的Float32小端序向量。</w:t>
+              <w:t xml:space="preserve">L2归一化后保留Float32精度的JSON数字数组。</w:t>
             </w:r>
           </w:p>
         </w:tc>
@@ -11898,7 +11898,7 @@
           <w:color w:val="222222"/>
           <w:sz w:val="22"/>
         </w:rPr>
-        <w:t>当前1024维Float32向量固定占4096字节。</w:t>
+        <w:t xml:space="preserve">当前1024维向量保存为CLOB JSON数字数组，字符数不固定；Java计算仍使用Float32数组。</w:t>
       </w:r>
     </w:p>
     <w:p>
@@ -11943,7 +11943,7 @@
           <w:color w:val="222222"/>
           <w:sz w:val="22"/>
         </w:rPr>
-        <w:t>CLOB/BLOB在XML中显式指定jdbcType，避免Oracle驱动按错误类型读取。</w:t>
+        <w:t xml:space="preserve">CLOB JSON与正文CLOB在XML中显式指定jdbcType，避免Oracle驱动按错误类型读取。</w:t>
       </w:r>
     </w:p>
     <w:p>
@@ -11989,7 +11989,7 @@
           <w:color w:val="222222"/>
           <w:sz w:val="22"/>
         </w:rPr>
-        <w:t>Java使用float[]进行计算，写库前按Float32小端序编码为BLOB；应用启动或手工重载时按相同规则解码。BLOB长度必须等于VECTOR_DIM×4，否则该记录被跳过，索引状态标记为DEGRADED。</w:t>
+        <w:t xml:space="preserve">Java使用float[]计算，写库前用独立Jackson编码为CLOB JSON数字数组，保留Float32精度。重载时严格校验JSON类型、维度、有限值和溢出，拒绝尾随内容，再归一化。坏记录跳过并标记DEGRADED；CLOB字符数不固定，不能据长度校验维度。</w:t>
       </w:r>
     </w:p>
     <w:p>
@@ -13246,7 +13246,7 @@
           <w:color w:val="222222"/>
           <w:sz w:val="22"/>
         </w:rPr>
-        <w:t>生产环境不要开启Mapper或RestTemplate DEBUG，避免输出CLOB、BLOB或网关请求信息。</w:t>
+        <w:t xml:space="preserve">生产环境不要开启Mapper或RestTemplate DEBUG，避免输出正文CLOB、向量JSON或网关请求信息。</w:t>
       </w:r>
     </w:p>
     <w:p>
@@ -13451,7 +13451,7 @@
                 <w:color w:val="222222"/>
                 <w:sz w:val="18"/>
               </w:rPr>
-              <w:t>表、Sequence、索引创建成功；CLOB/BLOB可正常插入和读取。</w:t>
+              <w:t xml:space="preserve">表、Sequence、索引创建成功；CLOB JSON与正文CLOB可正常插入和读取。</w:t>
             </w:r>
           </w:p>
         </w:tc>

--- a/docs/合同段落变更类型识别服务项目业务接口文档.docx
+++ b/docs/合同段落变更类型识别服务项目业务接口文档.docx
@@ -11699,65 +11699,6 @@
                 <w:sz w:val="18"/>
               </w:rPr>
               <w:t>向量兼容版本。</w:t>
-            </w:r>
-          </w:p>
-        </w:tc>
-      </w:tr>
-      <w:tr>
-        <w:tc>
-          <w:tcPr>
-            <w:tcW w:type="dxa" w:w="2100"/>
-          </w:tcPr>
-          <w:p>
-            <w:pPr>
-              <w:spacing w:before="0" w:after="0" w:line="276" w:lineRule="auto"/>
-              <w:jc w:val="left"/>
-            </w:pPr>
-            <w:r>
-              <w:rPr>
-                <w:rFonts w:ascii="Calibri" w:hAnsi="Calibri" w:eastAsia="Microsoft YaHei"/>
-                <w:color w:val="222222"/>
-                <w:sz w:val="18"/>
-              </w:rPr>
-              <w:t>SOURCE_FILE</w:t>
-            </w:r>
-          </w:p>
-        </w:tc>
-        <w:tc>
-          <w:tcPr>
-            <w:tcW w:type="dxa" w:w="2300"/>
-          </w:tcPr>
-          <w:p>
-            <w:pPr>
-              <w:spacing w:before="0" w:after="0" w:line="276" w:lineRule="auto"/>
-              <w:jc w:val="left"/>
-            </w:pPr>
-            <w:r>
-              <w:rPr>
-                <w:rFonts w:ascii="Calibri" w:hAnsi="Calibri" w:eastAsia="Microsoft YaHei"/>
-                <w:color w:val="222222"/>
-                <w:sz w:val="18"/>
-              </w:rPr>
-              <w:t>VARCHAR2(500)</w:t>
-            </w:r>
-          </w:p>
-        </w:tc>
-        <w:tc>
-          <w:tcPr>
-            <w:tcW w:type="dxa" w:w="4960"/>
-          </w:tcPr>
-          <w:p>
-            <w:pPr>
-              <w:spacing w:before="0" w:after="0" w:line="276" w:lineRule="auto"/>
-              <w:jc w:val="left"/>
-            </w:pPr>
-            <w:r>
-              <w:rPr>
-                <w:rFonts w:ascii="Calibri" w:hAnsi="Calibri" w:eastAsia="Microsoft YaHei"/>
-                <w:color w:val="222222"/>
-                <w:sz w:val="18"/>
-              </w:rPr>
-              <w:t>来源Excel文件名。</w:t>
             </w:r>
           </w:p>
         </w:tc>

--- a/docs/合同段落变更类型识别服务项目业务接口文档.docx
+++ b/docs/合同段落变更类型识别服务项目业务接口文档.docx
@@ -943,7 +943,7 @@
                 <w:color w:val="222222"/>
                 <w:sz w:val="19"/>
               </w:rPr>
-              <w:t>第一张Sheet固定两列，单次最多1000条，累计物理记录最多10000条。</w:t>
+              <w:t>第一张Sheet固定两列，单次最多1000条，当前版本有效样本最多10000条。</w:t>
             </w:r>
           </w:p>
         </w:tc>
@@ -1360,7 +1360,7 @@
                 <w:color w:val="222222"/>
                 <w:sz w:val="19"/>
               </w:rPr>
-              <w:t>Oracle 11g；一张业务表、一条Sequence、一个普通索引</w:t>
+              <w:t>Oracle 11g；历史样本表及一张控制表、一条Sequence和相关索引</w:t>
             </w:r>
           </w:p>
         </w:tc>
@@ -2936,7 +2936,7 @@
           <w:color w:val="2E74B5"/>
           <w:sz w:val="26"/>
         </w:rPr>
-        <w:t>3.4 UserId请求头</w:t>
+        <w:t>3.4 用户工号参数</w:t>
       </w:r>
     </w:p>
     <w:p>
@@ -2951,7 +2951,7 @@
           <w:color w:val="222222"/>
           <w:sz w:val="22"/>
         </w:rPr>
-        <w:t>历史样本导入和段落预测必须携带UserId，值为实际操作人工号。</w:t>
+        <w:t>历史样本导入JSON传入userId，段落预测携带UserId请求头，值为实际操作人工号。</w:t>
       </w:r>
     </w:p>
     <w:p>
@@ -3205,7 +3205,7 @@
                 <w:color w:val="222222"/>
                 <w:sz w:val="19"/>
               </w:rPr>
-              <w:t>multipart/form-data</w:t>
+              <w:t>application/json</w:t>
             </w:r>
           </w:p>
         </w:tc>
@@ -3226,7 +3226,7 @@
                 <w:color w:val="222222"/>
                 <w:sz w:val="19"/>
               </w:rPr>
-              <w:t>必填请求头</w:t>
+              <w:t>JSON用户工号</w:t>
             </w:r>
           </w:p>
         </w:tc>
@@ -3245,7 +3245,7 @@
                 <w:color w:val="222222"/>
                 <w:sz w:val="19"/>
               </w:rPr>
-              <w:t>UserId: 实际操作人工号</w:t>
+              <w:t>userId：实际操作人工号，必填；不需要UserId请求头</w:t>
             </w:r>
           </w:p>
         </w:tc>
@@ -3266,7 +3266,7 @@
                 <w:color w:val="222222"/>
                 <w:sz w:val="19"/>
               </w:rPr>
-              <w:t>表单字段</w:t>
+              <w:t>JSON文件路径</w:t>
             </w:r>
           </w:p>
         </w:tc>
@@ -3285,7 +3285,7 @@
                 <w:color w:val="222222"/>
                 <w:sz w:val="19"/>
               </w:rPr>
-              <w:t>file：.xlsx文件</w:t>
+              <w:t>fileGetPath：SFTP服务器xlsx路径，必填；主备下载，最大20MB</w:t>
             </w:r>
           </w:p>
         </w:tc>
@@ -3849,7 +3849,7 @@
                 <w:color w:val="222222"/>
                 <w:sz w:val="18"/>
               </w:rPr>
-              <w:t>重新生成向量、更新原记录并启用，计入updated。</w:t>
+              <w:t>同版本停用重启计入updated；升级全量新增新版本记录。</w:t>
             </w:r>
           </w:p>
         </w:tc>
@@ -3910,7 +3910,7 @@
                 <w:color w:val="222222"/>
                 <w:sz w:val="18"/>
               </w:rPr>
-              <w:t>新增后物理记录将超过10000条</w:t>
+              <w:t>新增或重新启用后有效样本超过10000条</w:t>
             </w:r>
           </w:p>
         </w:tc>
@@ -3929,7 +3929,7 @@
                 <w:color w:val="222222"/>
                 <w:sz w:val="18"/>
               </w:rPr>
-              <w:t>拒绝导入；更新旧记录不增加物理记录数。</w:t>
+              <w:t>拒绝导入；历史失效记录不占有效样本容量。</w:t>
             </w:r>
           </w:p>
         </w:tc>
@@ -4467,7 +4467,7 @@
           <w:color w:val="222222"/>
           <w:sz w:val="21"/>
         </w:rPr>
-        <w:t>如果数据库已经提交但索引重载失败，success仍为true，indexReloaded为false。此时应排查日志并调用索引重载接口；数据库数据不会回滚。</w:t>
+        <w:t>普通增量导入提交后索引失败返回success=true、indexReloaded=false；升级重建失败返回503及DB_COMMITTED。此时应排查日志并调用索引重载接口；数据库数据不会回滚。</w:t>
       </w:r>
     </w:p>
     <w:p>
@@ -7376,7 +7376,7 @@
           <w:color w:val="222222"/>
           <w:sz w:val="22"/>
         </w:rPr>
-        <w:t>READY、EMPTY，以及仍有可用样本的DEGRADED：UP。</w:t>
+        <w:t>READY、EMPTY或可用DEGRADED且recognitionAvailable=true时UP；不兼容或待恢复时DOWN。</w:t>
       </w:r>
     </w:p>
     <w:p>
@@ -8002,7 +8002,7 @@
           <w:color w:val="222222"/>
           <w:sz w:val="22"/>
         </w:rPr>
-        <w:t>batch-size大于1时，input改为字符串数组。当前默认batch-size=1，以避免超过平台尚未确认的批量上限。</w:t>
+        <w:t>batch-size大于1时，input改为字符串数组。当前默认batch-size=16，批量上限为16；输入为字符串数组。</w:t>
       </w:r>
     </w:p>
     <w:p>
@@ -10099,7 +10099,7 @@
                 <w:color w:val="222222"/>
                 <w:sz w:val="17"/>
               </w:rPr>
-              <w:t>1</w:t>
+              <w:t>16</w:t>
             </w:r>
           </w:p>
         </w:tc>
@@ -10533,7 +10533,7 @@
                 <w:color w:val="222222"/>
                 <w:sz w:val="17"/>
               </w:rPr>
-              <w:t>历史样本物理记录总上限。</w:t>
+              <w:t>当前版本有效样本数量上限。</w:t>
             </w:r>
           </w:p>
         </w:tc>
@@ -11130,7 +11130,7 @@
           <w:color w:val="222222"/>
           <w:sz w:val="22"/>
         </w:rPr>
-        <w:t>第一版只新增TPIF_HTDLYB一张业务表，不依赖TPIF_XBGHTZJ。初始化脚本为database/oracle/01_schema.sql。</w:t>
+        <w:t>历史样本使用TPIF_HTDLYB，另有一张控制表，不依赖TPIF_XBGHTZJ。初始化脚本为database/oracle/01_schema.sql。</w:t>
       </w:r>
     </w:p>
     <w:tbl>
@@ -11462,7 +11462,7 @@
                 <w:color w:val="222222"/>
                 <w:sz w:val="18"/>
               </w:rPr>
-              <w:t>规范化段落SHA-256；唯一约束。</w:t>
+              <w:t>规范化段落SHA-256；与MODEL_VERSION组合唯一。</w:t>
             </w:r>
           </w:p>
         </w:tc>
@@ -11869,7 +11869,7 @@
           <w:color w:val="222222"/>
           <w:sz w:val="22"/>
         </w:rPr>
-        <w:t>所有业务SQL位于ContractParagraphMapper.xml，Mapper接口不使用@Select等SQL注解。</w:t>
+        <w:t>样本及控制SQL位于对应Mapper XML，接口不使用@Select等SQL注解。</w:t>
       </w:r>
     </w:p>
     <w:p>
@@ -11899,7 +11899,7 @@
           <w:color w:val="222222"/>
           <w:sz w:val="22"/>
         </w:rPr>
-        <w:t>TEXT_HASH唯一约束保证同一规范化段落只有一条物理记录。</w:t>
+        <w:t>MODEL_VERSION与TEXT_HASH复合唯一约束保证同版本同一规范化段落只有一条记录。</w:t>
       </w:r>
     </w:p>
     <w:p>
@@ -11976,7 +11976,7 @@
           <w:color w:val="222222"/>
           <w:sz w:val="22"/>
         </w:rPr>
-        <w:t>导入方法在单实例内使用synchronized，同一时刻只处理一份Excel。</w:t>
+        <w:t>导入和重载通过数据库控制行占用互斥，同一时刻仅一个写入操作。</w:t>
       </w:r>
     </w:p>
     <w:p>
@@ -12431,7 +12431,7 @@
           <w:color w:val="222222"/>
           <w:sz w:val="22"/>
         </w:rPr>
-        <w:t>在维护窗口使用原历史Excel重新导入全部样本。</w:t>
+        <w:t>修改配置并重启后导入Excel，合并当前有效历史并同步全量重建。</w:t>
       </w:r>
     </w:p>
     <w:p>
@@ -12450,7 +12450,7 @@
           <w:color w:val="222222"/>
           <w:sz w:val="22"/>
         </w:rPr>
-        <w:t>相同Hash、相同类型的旧记录会更新向量、维度、模型版本并重新启用。</w:t>
+        <w:t>同版本同Hash同标签停用记录重新启用；模型升级新增新版本行，不覆盖旧记录。</w:t>
       </w:r>
     </w:p>
     <w:p>
@@ -12690,7 +12690,7 @@
                 <w:color w:val="222222"/>
                 <w:sz w:val="17"/>
               </w:rPr>
-              <w:t>导入或预测请求缺少UserId。</w:t>
+              <w:t>预测缺少UserId请求头；导入缺少JSON userId时返回400。</w:t>
             </w:r>
           </w:p>
         </w:tc>
@@ -12808,7 +12808,7 @@
                 <w:color w:val="222222"/>
                 <w:sz w:val="17"/>
               </w:rPr>
-              <w:t>文件超过Multipart限制。</w:t>
+              <w:t>SFTP下载文件超过20MB限制。</w:t>
             </w:r>
           </w:p>
         </w:tc>
@@ -13979,7 +13979,7 @@
           <w:color w:val="2E74B5"/>
           <w:sz w:val="26"/>
         </w:rPr>
-        <w:t>14.1 PowerShell上传Excel</w:t>
+        <w:t>14.1 PowerShell路径导入Excel</w:t>
       </w:r>
     </w:p>
     <w:p>
@@ -13997,8 +13997,16 @@
           <w:color w:val="273142"/>
           <w:sz w:val="17"/>
         </w:rPr>
-        <w:t>curl.exe -X POST `</w:t>
+        <w:t>curl.exe -X POST "http://localhost:8080/glxt-service-contract-change/service/contract-change/samples/import" `</w:t>
         <w:br/>
+        <w:t xml:space="preserve">  -H "Content-Type: application/json" `</w:t>
+        <w:br/>
+        <w:t xml:space="preserve">  --data-binary "@import-request.json"</w:t>
+        <w:br/>
+        <w:br/>
+        <w:t>import-request.json：</w:t>
+        <w:br/>
+        <w:t>{"fileGetPath":"/data/samples.xlsx","userId":"T024818"}</w:t>
       </w:r>
       <w:r>
         <w:rPr>
@@ -14006,8 +14014,6 @@
           <w:color w:val="273142"/>
           <w:sz w:val="17"/>
         </w:rPr>
-        <w:t xml:space="preserve">  "http://localhost:8080/glxt-service-contract-change/service/contract-change/samples/import" `</w:t>
-        <w:br/>
       </w:r>
       <w:r>
         <w:rPr>
@@ -14015,8 +14021,6 @@
           <w:color w:val="273142"/>
           <w:sz w:val="17"/>
         </w:rPr>
-        <w:t xml:space="preserve">  -H "UserId: T024818" `</w:t>
-        <w:br/>
       </w:r>
       <w:r>
         <w:rPr>
@@ -14024,7 +14028,6 @@
           <w:color w:val="273142"/>
           <w:sz w:val="17"/>
         </w:rPr>
-        <w:t xml:space="preserve">  -F "file=@D:\data\合同历史段落.xlsx"</w:t>
       </w:r>
     </w:p>
     <w:p>
@@ -14570,7 +14573,7 @@
                 <w:color w:val="222222"/>
                 <w:sz w:val="17"/>
               </w:rPr>
-              <w:t>四个业务接口定义。</w:t>
+              <w:t>导入、预测及索引接口定义。</w:t>
             </w:r>
           </w:p>
         </w:tc>
@@ -14770,7 +14773,7 @@
                 <w:color w:val="222222"/>
                 <w:sz w:val="17"/>
               </w:rPr>
-              <w:t>全部业务SQL。</w:t>
+              <w:t>历史样本读写SQL；控制SQL见SampleLibraryMapper.xml。</w:t>
             </w:r>
           </w:p>
         </w:tc>
@@ -14846,6 +14849,47 @@
           <w:sz w:val="21"/>
         </w:rPr>
         <w:t>本文档根据2026年8月27日当前项目代码生成。后续接口字段、模型版本、阈值或部署方式调整时，应同步更新本文档。</w:t>
+      </w:r>
+    </w:p>
+    <w:p>
+      <w:pPr>
+        <w:pStyle w:val="Heading1"/>
+      </w:pPr>
+      <w:r>
+        <w:rPr>
+          <w:color w:val="000000"/>
+        </w:rPr>
+        <w:t>模型升级同步重建</w:t>
+      </w:r>
+    </w:p>
+    <w:p>
+      <w:r>
+        <w:t>当前历史样本约几百条且模型升级低频，普通导入和模型升级均同步执行，不使用后台执行器，也不返回异步受理202。MODEL_VERSION按完整兼容标识比较，同版本实际模型名称或维度变化时拒绝导入及识别，要求更新版本标识。</w:t>
+      </w:r>
+    </w:p>
+    <w:p>
+      <w:r>
+        <w:t>升级时合并当前有效历史样本与本次Excel，按规范化Hash去重，同标签优先Excel原文、标签冲突整批拒绝。人工停用及历史失效记录不自动恢复；源文本、Hash、标签、版本异常时拒绝重建。所有合并样本都重新调用新模型，旧向量不复制。</w:t>
+      </w:r>
+    </w:p>
+    <w:p>
+      <w:r>
+        <w:t>全部新向量生成成功后，一个事务插入新版本、停用旧有效行并切换有效版本。唯一约束为MODEL_VERSION与TEXT_HASH组合，旧ID、正文、标签、向量及创建时间保留。容量只计当前版本有效样本，默认10000条；Excel单次1000行限制保持。</w:t>
+      </w:r>
+    </w:p>
+    <w:p>
+      <w:r>
+        <w:t>只新增HT_SAMPLE_LIBRARY一张控制表，保存有效模型身份、修订号、操作ID、状态及待恢复样本数。状态为IDLE、RUNNING、DB_COMMITTED；所有导入和人工重载通过控制行互斥，模型调用在事务外。重建成功响应code=200，含rebuild、operationId及全量入库统计。索引状态包含有效版本、配置版本、操作状态及recognitionAvailable，不提供历史任务查询。</w:t>
+      </w:r>
+    </w:p>
+    <w:p>
+      <w:r>
+        <w:t>提交前失败整批回滚，旧有效版本不变并释放占用；提交后索引失败保持DB_COMMITTED并暂停识别，通过重载或重启校验数量并恢复，不再生成或重复插入。进程提交前中断时重启释放RUNNING占用；提交后中断则加载新索引后回到IDLE。精确匹配也不能绕过模型兼容检查，合同比对保留基础差异并标记识别失败。</w:t>
+      </w:r>
+    </w:p>
+    <w:p>
+      <w:r>
+        <w:t>仍按单实例部署，模型配置修改后重启生效；不提供热切换或多实例广播，不保存历史重建任务。本次不执行已有库迁移或清库。请求超时后先查索引状态及有效版本，确认结果再决定重试。向量CLOB JSON、余弦相似度、Top K、加权投票及合同级汇总规则不变。详细字段和响应示例见technical-guides下的模型升级同步重建说明。</w:t>
       </w:r>
     </w:p>
     <w:sectPr>
